--- a/Flowfiy_Tech_Stack_v3.docx
+++ b/Flowfiy_Tech_Stack_v3.docx
@@ -3155,6 +3155,86 @@
       <w:pPr>
         <w:spacing w:after="0" w:before="200"/>
       </w:pPr>
+    </w:p>
+    <w:p>
+      <w:pPr>
+        <w:pStyle w:val="Heading1"/>
+      </w:pPr>
+      <w:r>
+        <w:t xml:space="preserve">June 2026 Additions</w:t>
+      </w:r>
+    </w:p>
+    <w:p>
+      <w:pPr>
+        <w:numPr>
+          <w:ilvl w:val="0"/>
+          <w:numId w:val="2"/>
+        </w:numPr>
+        <w:spacing w:before="120" w:after="60"/>
+      </w:pPr>
+      <w:r>
+        <w:t xml:space="preserve">lenis — smooth, inertial scrolling on the v2 landing page.</w:t>
+      </w:r>
+    </w:p>
+    <w:p>
+      <w:pPr>
+        <w:numPr>
+          <w:ilvl w:val="0"/>
+          <w:numId w:val="2"/>
+        </w:numPr>
+        <w:spacing w:before="120" w:after="60"/>
+      </w:pPr>
+      <w:r>
+        <w:t xml:space="preserve">Raw WebGL (GLSL fragment shader) — cursor-reactive aurora hero background, with no three.js, for a light footprint.</w:t>
+      </w:r>
+    </w:p>
+    <w:p>
+      <w:pPr>
+        <w:numPr>
+          <w:ilvl w:val="0"/>
+          <w:numId w:val="2"/>
+        </w:numPr>
+        <w:spacing w:before="120" w:after="60"/>
+      </w:pPr>
+      <w:r>
+        <w:t xml:space="preserve">framer-motion — powers the v2 landing motion system: masked reveals, magnetic buttons, scroll-linked and horizontal-scroll sections, and a custom cursor.</w:t>
+      </w:r>
+    </w:p>
+    <w:p>
+      <w:pPr>
+        <w:numPr>
+          <w:ilvl w:val="0"/>
+          <w:numId w:val="2"/>
+        </w:numPr>
+        <w:spacing w:before="120" w:after="60"/>
+      </w:pPr>
+      <w:r>
+        <w:t xml:space="preserve">Claude Haiku (profile-extractor agent) — converts scraped website text into a structured business-profile and ICP draft during onboarding.</w:t>
+      </w:r>
+    </w:p>
+    <w:p>
+      <w:pPr>
+        <w:numPr>
+          <w:ilvl w:val="0"/>
+          <w:numId w:val="2"/>
+        </w:numPr>
+        <w:spacing w:before="120" w:after="60"/>
+      </w:pPr>
+      <w:r>
+        <w:t xml:space="preserve">Feature flags (src/lib/feature-flags.ts) — gate in-progress features; the website-import ICP path is OFF until the Anthropic key is funded.</w:t>
+      </w:r>
+    </w:p>
+    <w:p>
+      <w:pPr>
+        <w:numPr>
+          <w:ilvl w:val="0"/>
+          <w:numId w:val="2"/>
+        </w:numPr>
+        <w:spacing w:before="120" w:after="60"/>
+      </w:pPr>
+      <w:r>
+        <w:t xml:space="preserve">Blog interlinking — markdownToHtml renders [text](/blog/slug) as internal anchors for SEO.</w:t>
+      </w:r>
     </w:p>
     <w:sectPr>
       <w:headerReference w:type="default" r:id="rId7"/>
